--- a/Reportes/Factura_Construccion_AXX1977.docx
+++ b/Reportes/Factura_Construccion_AXX1977.docx
@@ -51,7 +51,7 @@
                           <pic:cNvPicPr/>
                         </pic:nvPicPr>
                         <pic:blipFill>
-                          <a:blip r:embed="rId6"/>
+                          <a:blip r:embed="rId7"/>
                           <a:stretch>
                             <a:fillRect/>
                           </a:stretch>
@@ -209,7 +209,7 @@
     </w:p>
     <w:tbl>
       <w:tblPr>
-        <w:tblW w:w="11280" w:type="dxa"/>
+        <w:tblW w:w="11212" w:type="dxa"/>
         <w:tblBorders>
           <w:top w:val="nil"/>
           <w:left w:val="nil"/>
@@ -230,12 +230,12 @@
       <w:tblGrid>
         <w:gridCol w:w="8365"/>
         <w:gridCol w:w="220"/>
-        <w:gridCol w:w="2695"/>
+        <w:gridCol w:w="2627"/>
       </w:tblGrid>
       <w:tr>
         <w:tc>
           <w:tcPr>
-            <w:tcW w:w="8380" w:type="dxa"/>
+            <w:tcW w:w="8365" w:type="dxa"/>
             <w:tcBorders>
               <w:top w:val="single" w:sz="6" w:space="0" w:color="auto"/>
               <w:left w:val="single" w:sz="6" w:space="0" w:color="auto"/>
@@ -706,7 +706,7 @@
         </w:tc>
         <w:tc>
           <w:tcPr>
-            <w:tcW w:w="200" w:type="dxa"/>
+            <w:tcW w:w="220" w:type="dxa"/>
             <w:tcBorders>
               <w:top w:val="nil"/>
               <w:left w:val="nil"/>
@@ -718,7 +718,7 @@
         </w:tc>
         <w:tc>
           <w:tcPr>
-            <w:tcW w:w="2700" w:type="dxa"/>
+            <w:tcW w:w="2627" w:type="dxa"/>
             <w:tcBorders>
               <w:top w:val="single" w:sz="6" w:space="0" w:color="000000"/>
               <w:left w:val="single" w:sz="6" w:space="0" w:color="000000"/>
@@ -726,21 +726,39 @@
               <w:right w:val="single" w:sz="6" w:space="0" w:color="000000"/>
             </w:tcBorders>
             <w:shd w:val="clear" w:color="auto" w:fill="F4F4F4"/>
+            <w:vAlign w:val="center"/>
           </w:tcPr>
+          <w:p>
+            <w:pPr>
+              <w:widowControl/>
+              <w:pBdr>
+                <w:top w:val="single" w:sz="4" w:space="1" w:color="auto"/>
+                <w:bottom w:val="single" w:sz="4" w:space="1" w:color="auto"/>
+              </w:pBdr>
+              <w:spacing w:after="100"/>
+              <w:jc w:val="center"/>
+              <w:rPr>
+                <w:rFonts w:ascii="Arial" w:hAnsi="Arial"/>
+                <w:b/>
+                <w:sz w:val="16"/>
+                <w:szCs w:val="16"/>
+              </w:rPr>
+            </w:pPr>
+            <w:r>
+              <w:rPr>
+                <w:rFonts w:ascii="Arial" w:hAnsi="Arial"/>
+                <w:b/>
+                <w:sz w:val="16"/>
+                <w:szCs w:val="16"/>
+              </w:rPr>
+              <w:t>Vigencia</w:t>
+            </w:r>
+          </w:p>
           <w:p>
             <w:pPr>
               <w:widowControl/>
               <w:spacing w:after="100"/>
             </w:pPr>
-            <w:r>
-              <w:rPr>
-                <w:rFonts w:ascii="Arial" w:hAnsi="Arial"/>
-                <w:b/>
-                <w:sz w:val="16"/>
-                <w:szCs w:val="16"/>
-              </w:rPr>
-              <w:t>Vigencia</w:t>
-            </w:r>
           </w:p>
           <w:p>
             <w:pPr>
@@ -765,7 +783,14 @@
                 <w:sz w:val="16"/>
                 <w:szCs w:val="16"/>
               </w:rPr>
-              <w:tab/>
+              <w:t xml:space="preserve"> </w:t>
+            </w:r>
+            <w:r>
+              <w:rPr>
+                <w:rFonts w:ascii="Arial" w:hAnsi="Arial"/>
+                <w:sz w:val="16"/>
+                <w:szCs w:val="16"/>
+              </w:rPr>
               <w:t>{</w:t>
             </w:r>
             <w:proofErr w:type="spellStart"/>
@@ -809,10 +834,18 @@
             <w:r>
               <w:rPr>
                 <w:rFonts w:ascii="Arial" w:hAnsi="Arial"/>
-                <w:sz w:val="16"/>
-                <w:szCs w:val="16"/>
-              </w:rPr>
-              <w:tab/>
+                <w:b/>
+                <w:sz w:val="16"/>
+                <w:szCs w:val="16"/>
+              </w:rPr>
+              <w:t xml:space="preserve"> </w:t>
+            </w:r>
+            <w:r>
+              <w:rPr>
+                <w:rFonts w:ascii="Arial" w:hAnsi="Arial"/>
+                <w:sz w:val="16"/>
+                <w:szCs w:val="16"/>
+              </w:rPr>
               <w:t>{</w:t>
             </w:r>
             <w:proofErr w:type="spellStart"/>
@@ -856,10 +889,18 @@
             <w:r>
               <w:rPr>
                 <w:rFonts w:ascii="Arial" w:hAnsi="Arial"/>
-                <w:sz w:val="16"/>
-                <w:szCs w:val="16"/>
-              </w:rPr>
-              <w:tab/>
+                <w:b/>
+                <w:sz w:val="16"/>
+                <w:szCs w:val="16"/>
+              </w:rPr>
+              <w:t xml:space="preserve"> </w:t>
+            </w:r>
+            <w:r>
+              <w:rPr>
+                <w:rFonts w:ascii="Arial" w:hAnsi="Arial"/>
+                <w:sz w:val="16"/>
+                <w:szCs w:val="16"/>
+              </w:rPr>
               <w:t>12:00 AM</w:t>
             </w:r>
           </w:p>
@@ -873,21 +914,16 @@
     </w:p>
     <w:tbl>
       <w:tblPr>
-        <w:tblW w:w="11280" w:type="dxa"/>
+        <w:tblW w:w="11212" w:type="dxa"/>
         <w:tblLook w:val="04A0" w:firstRow="1" w:lastRow="0" w:firstColumn="1" w:lastColumn="0" w:noHBand="0" w:noVBand="1"/>
       </w:tblPr>
       <w:tblGrid>
-        <w:gridCol w:w="11272"/>
-        <w:gridCol w:w="8"/>
+        <w:gridCol w:w="11212"/>
       </w:tblGrid>
       <w:tr>
-        <w:trPr>
-          <w:gridAfter w:val="1"/>
-          <w:wAfter w:w="8" w:type="dxa"/>
-        </w:trPr>
         <w:tc>
           <w:tcPr>
-            <w:tcW w:w="11280" w:type="dxa"/>
+            <w:tcW w:w="11212" w:type="dxa"/>
             <w:tcBorders>
               <w:top w:val="single" w:sz="6" w:space="0" w:color="000000"/>
               <w:left w:val="single" w:sz="6" w:space="0" w:color="000000"/>
@@ -959,8 +995,7 @@
         </w:tblPrEx>
         <w:tc>
           <w:tcPr>
-            <w:tcW w:w="11280" w:type="dxa"/>
-            <w:gridSpan w:val="2"/>
+            <w:tcW w:w="11212" w:type="dxa"/>
             <w:shd w:val="clear" w:color="auto" w:fill="DDDDDD"/>
           </w:tcPr>
           <w:p>
@@ -985,124 +1020,153 @@
       <w:pPr>
         <w:widowControl/>
         <w:spacing w:after="100"/>
-      </w:pPr>
-      <w:r>
+        <w:ind w:left="142"/>
         <w:rPr>
           <w:rFonts w:ascii="Arial" w:hAnsi="Arial"/>
           <w:b/>
           <w:sz w:val="16"/>
           <w:szCs w:val="16"/>
         </w:rPr>
-        <w:t>A Favor de:</w:t>
-      </w:r>
-      <w:r>
-        <w:rPr>
-          <w:rFonts w:ascii="Arial" w:hAnsi="Arial"/>
-          <w:sz w:val="16"/>
-          <w:szCs w:val="16"/>
-        </w:rPr>
-        <w:t xml:space="preserve"> {</w:t>
-      </w:r>
-      <w:proofErr w:type="spellStart"/>
-      <w:proofErr w:type="gramStart"/>
-      <w:r>
-        <w:rPr>
-          <w:rFonts w:ascii="Arial" w:hAnsi="Arial"/>
-          <w:sz w:val="16"/>
-          <w:szCs w:val="16"/>
-        </w:rPr>
-        <w:t>custom.AFavor</w:t>
-      </w:r>
-      <w:proofErr w:type="spellEnd"/>
-      <w:proofErr w:type="gramEnd"/>
-      <w:r>
-        <w:rPr>
-          <w:rFonts w:ascii="Arial" w:hAnsi="Arial"/>
-          <w:sz w:val="16"/>
-          <w:szCs w:val="16"/>
-        </w:rPr>
-        <w:t xml:space="preserve">}    </w:t>
-      </w:r>
-      <w:proofErr w:type="spellStart"/>
-      <w:r>
-        <w:rPr>
-          <w:rFonts w:ascii="Arial" w:hAnsi="Arial"/>
-          <w:b/>
-          <w:sz w:val="16"/>
-          <w:szCs w:val="16"/>
-        </w:rPr>
-        <w:t>Ced</w:t>
-      </w:r>
-      <w:proofErr w:type="spellEnd"/>
-      <w:r>
-        <w:rPr>
-          <w:rFonts w:ascii="Arial" w:hAnsi="Arial"/>
-          <w:b/>
-          <w:sz w:val="16"/>
-          <w:szCs w:val="16"/>
-        </w:rPr>
-        <w:t>/RUC:</w:t>
-      </w:r>
-      <w:r>
-        <w:rPr>
-          <w:rFonts w:ascii="Arial" w:hAnsi="Arial"/>
-          <w:sz w:val="16"/>
-          <w:szCs w:val="16"/>
-        </w:rPr>
-        <w:t xml:space="preserve"> {</w:t>
-      </w:r>
-      <w:proofErr w:type="spellStart"/>
-      <w:r>
-        <w:rPr>
-          <w:rFonts w:ascii="Arial" w:hAnsi="Arial"/>
-          <w:sz w:val="16"/>
-          <w:szCs w:val="16"/>
-        </w:rPr>
-        <w:t>custom.IdentificacionAFavor</w:t>
-      </w:r>
-      <w:proofErr w:type="spellEnd"/>
-      <w:r>
-        <w:rPr>
-          <w:rFonts w:ascii="Arial" w:hAnsi="Arial"/>
-          <w:sz w:val="16"/>
-          <w:szCs w:val="16"/>
-        </w:rPr>
-        <w:t>}</w:t>
-      </w:r>
+      </w:pPr>
     </w:p>
     <w:tbl>
       <w:tblPr>
         <w:tblW w:w="11280" w:type="dxa"/>
         <w:tblBorders>
-          <w:top w:val="nil"/>
-          <w:left w:val="nil"/>
-          <w:bottom w:val="nil"/>
-          <w:right w:val="nil"/>
-          <w:insideH w:val="nil"/>
-          <w:insideV w:val="nil"/>
+          <w:insideV w:val="single" w:sz="4" w:space="0" w:color="auto"/>
         </w:tblBorders>
-        <w:tblLayout w:type="fixed"/>
-        <w:tblCellMar>
-          <w:top w:w="70" w:type="dxa"/>
-          <w:left w:w="100" w:type="dxa"/>
-          <w:bottom w:w="50" w:type="dxa"/>
-          <w:right w:w="100" w:type="dxa"/>
-        </w:tblCellMar>
         <w:tblLook w:val="04A0" w:firstRow="1" w:lastRow="0" w:firstColumn="1" w:lastColumn="0" w:noHBand="0" w:noVBand="1"/>
       </w:tblPr>
       <w:tblGrid>
-        <w:gridCol w:w="5640"/>
-        <w:gridCol w:w="5640"/>
+        <w:gridCol w:w="11280"/>
       </w:tblGrid>
       <w:tr>
+        <w:trPr>
+          <w:trHeight w:val="284"/>
+        </w:trPr>
         <w:tc>
           <w:tcPr>
-            <w:tcW w:w="5640" w:type="dxa"/>
+            <w:tcW w:w="11280" w:type="dxa"/>
+            <w:vAlign w:val="center"/>
+          </w:tcPr>
+          <w:p>
+            <w:pPr>
+              <w:widowControl/>
+              <w:spacing w:after="70"/>
+            </w:pPr>
+            <w:r>
+              <w:rPr>
+                <w:rFonts w:ascii="Arial" w:hAnsi="Arial"/>
+                <w:b/>
+                <w:sz w:val="16"/>
+                <w:szCs w:val="16"/>
+              </w:rPr>
+              <w:t>A Favor de:</w:t>
+            </w:r>
+            <w:r>
+              <w:rPr>
+                <w:rFonts w:ascii="Arial" w:hAnsi="Arial"/>
+                <w:sz w:val="16"/>
+                <w:szCs w:val="16"/>
+              </w:rPr>
+              <w:t xml:space="preserve"> {</w:t>
+            </w:r>
+            <w:proofErr w:type="spellStart"/>
+            <w:proofErr w:type="gramStart"/>
+            <w:r>
+              <w:rPr>
+                <w:rFonts w:ascii="Arial" w:hAnsi="Arial"/>
+                <w:sz w:val="16"/>
+                <w:szCs w:val="16"/>
+              </w:rPr>
+              <w:t>custom.AFavor</w:t>
+            </w:r>
+            <w:proofErr w:type="spellEnd"/>
+            <w:proofErr w:type="gramEnd"/>
+            <w:r>
+              <w:rPr>
+                <w:rFonts w:ascii="Arial" w:hAnsi="Arial"/>
+                <w:sz w:val="16"/>
+                <w:szCs w:val="16"/>
+              </w:rPr>
+              <w:t>}</w:t>
+            </w:r>
+            <w:r>
+              <w:rPr>
+                <w:rFonts w:ascii="Arial" w:hAnsi="Arial"/>
+                <w:sz w:val="16"/>
+                <w:szCs w:val="16"/>
+              </w:rPr>
+              <w:t xml:space="preserve">    </w:t>
+            </w:r>
+            <w:proofErr w:type="spellStart"/>
+            <w:r>
+              <w:rPr>
+                <w:rFonts w:ascii="Arial" w:hAnsi="Arial"/>
+                <w:b/>
+                <w:sz w:val="16"/>
+                <w:szCs w:val="16"/>
+              </w:rPr>
+              <w:t>Ced</w:t>
+            </w:r>
+            <w:proofErr w:type="spellEnd"/>
+            <w:r>
+              <w:rPr>
+                <w:rFonts w:ascii="Arial" w:hAnsi="Arial"/>
+                <w:b/>
+                <w:sz w:val="16"/>
+                <w:szCs w:val="16"/>
+              </w:rPr>
+              <w:t>/RUC:</w:t>
+            </w:r>
+            <w:r>
+              <w:rPr>
+                <w:rFonts w:ascii="Arial" w:hAnsi="Arial"/>
+                <w:sz w:val="16"/>
+                <w:szCs w:val="16"/>
+              </w:rPr>
+              <w:t xml:space="preserve"> {</w:t>
+            </w:r>
+            <w:proofErr w:type="spellStart"/>
+            <w:r>
+              <w:rPr>
+                <w:rFonts w:ascii="Arial" w:hAnsi="Arial"/>
+                <w:sz w:val="16"/>
+                <w:szCs w:val="16"/>
+              </w:rPr>
+              <w:t>custom.IdentificacionAFavor</w:t>
+            </w:r>
+            <w:proofErr w:type="spellEnd"/>
+            <w:r>
+              <w:rPr>
+                <w:rFonts w:ascii="Arial" w:hAnsi="Arial"/>
+                <w:sz w:val="16"/>
+                <w:szCs w:val="16"/>
+              </w:rPr>
+              <w:t>}</w:t>
+            </w:r>
+          </w:p>
+        </w:tc>
+      </w:tr>
+      <w:tr>
+        <w:trPr>
+          <w:trHeight w:val="284"/>
+        </w:trPr>
+        <w:tc>
+          <w:tcPr>
+            <w:tcW w:w="11280" w:type="dxa"/>
+            <w:vAlign w:val="center"/>
           </w:tcPr>
           <w:p>
             <w:pPr>
               <w:widowControl/>
               <w:spacing w:after="100"/>
+              <w:rPr>
+                <w:rFonts w:ascii="Arial" w:hAnsi="Arial"/>
+                <w:b/>
+                <w:sz w:val="16"/>
+                <w:szCs w:val="16"/>
+              </w:rPr>
             </w:pPr>
             <w:r>
               <w:rPr>
@@ -1142,10 +1206,27 @@
               <w:t>}</w:t>
             </w:r>
           </w:p>
+        </w:tc>
+      </w:tr>
+      <w:tr>
+        <w:trPr>
+          <w:trHeight w:val="284"/>
+        </w:trPr>
+        <w:tc>
+          <w:tcPr>
+            <w:tcW w:w="11280" w:type="dxa"/>
+            <w:vAlign w:val="center"/>
+          </w:tcPr>
           <w:p>
             <w:pPr>
               <w:widowControl/>
               <w:spacing w:after="100"/>
+              <w:rPr>
+                <w:rFonts w:ascii="Arial" w:hAnsi="Arial"/>
+                <w:b/>
+                <w:sz w:val="16"/>
+                <w:szCs w:val="16"/>
+              </w:rPr>
             </w:pPr>
             <w:r>
               <w:rPr>
@@ -1185,10 +1266,27 @@
               <w:t>}</w:t>
             </w:r>
           </w:p>
+        </w:tc>
+      </w:tr>
+      <w:tr>
+        <w:trPr>
+          <w:trHeight w:val="284"/>
+        </w:trPr>
+        <w:tc>
+          <w:tcPr>
+            <w:tcW w:w="11280" w:type="dxa"/>
+            <w:vAlign w:val="center"/>
+          </w:tcPr>
           <w:p>
             <w:pPr>
               <w:widowControl/>
-              <w:spacing w:after="130"/>
+              <w:spacing w:after="100"/>
+              <w:rPr>
+                <w:rFonts w:ascii="Arial" w:hAnsi="Arial"/>
+                <w:b/>
+                <w:sz w:val="16"/>
+                <w:szCs w:val="16"/>
+              </w:rPr>
             </w:pPr>
             <w:r>
               <w:rPr>
@@ -1229,14 +1327,64 @@
             </w:r>
           </w:p>
         </w:tc>
+      </w:tr>
+      <w:tr>
+        <w:trPr>
+          <w:trHeight w:val="284"/>
+        </w:trPr>
         <w:tc>
           <w:tcPr>
-            <w:tcW w:w="5640" w:type="dxa"/>
+            <w:tcW w:w="11280" w:type="dxa"/>
+            <w:vAlign w:val="center"/>
           </w:tcPr>
           <w:p>
             <w:pPr>
               <w:widowControl/>
-            </w:pPr>
+              <w:spacing w:after="100"/>
+              <w:rPr>
+                <w:rFonts w:ascii="Arial" w:hAnsi="Arial"/>
+                <w:b/>
+                <w:sz w:val="16"/>
+                <w:szCs w:val="16"/>
+              </w:rPr>
+            </w:pPr>
+            <w:r>
+              <w:rPr>
+                <w:rFonts w:ascii="Arial" w:hAnsi="Arial"/>
+                <w:b/>
+                <w:sz w:val="16"/>
+                <w:szCs w:val="16"/>
+              </w:rPr>
+              <w:t>Para Garantizar:</w:t>
+            </w:r>
+            <w:r>
+              <w:rPr>
+                <w:rFonts w:ascii="Arial" w:hAnsi="Arial"/>
+                <w:sz w:val="16"/>
+                <w:szCs w:val="16"/>
+              </w:rPr>
+              <w:t xml:space="preserve"> {</w:t>
+            </w:r>
+            <w:proofErr w:type="spellStart"/>
+            <w:proofErr w:type="gramStart"/>
+            <w:r>
+              <w:rPr>
+                <w:rFonts w:ascii="Arial" w:hAnsi="Arial"/>
+                <w:sz w:val="16"/>
+                <w:szCs w:val="16"/>
+              </w:rPr>
+              <w:t>custom.Descripcion</w:t>
+            </w:r>
+            <w:proofErr w:type="spellEnd"/>
+            <w:proofErr w:type="gramEnd"/>
+            <w:r>
+              <w:rPr>
+                <w:rFonts w:ascii="Arial" w:hAnsi="Arial"/>
+                <w:sz w:val="16"/>
+                <w:szCs w:val="16"/>
+              </w:rPr>
+              <w:t>}</w:t>
+            </w:r>
           </w:p>
         </w:tc>
       </w:tr>
@@ -1245,44 +1393,12 @@
       <w:pPr>
         <w:widowControl/>
         <w:spacing w:after="120"/>
+        <w:ind w:left="142"/>
+        <w:rPr>
+          <w:sz w:val="10"/>
+          <w:szCs w:val="10"/>
+        </w:rPr>
       </w:pPr>
-      <w:r>
-        <w:rPr>
-          <w:rFonts w:ascii="Arial" w:hAnsi="Arial"/>
-          <w:b/>
-          <w:sz w:val="16"/>
-          <w:szCs w:val="16"/>
-        </w:rPr>
-        <w:t>Para Garantizar:</w:t>
-      </w:r>
-      <w:r>
-        <w:rPr>
-          <w:rFonts w:ascii="Arial" w:hAnsi="Arial"/>
-          <w:sz w:val="16"/>
-          <w:szCs w:val="16"/>
-        </w:rPr>
-        <w:t xml:space="preserve"> {</w:t>
-      </w:r>
-      <w:proofErr w:type="spellStart"/>
-      <w:proofErr w:type="gramStart"/>
-      <w:r>
-        <w:rPr>
-          <w:rFonts w:ascii="Arial" w:hAnsi="Arial"/>
-          <w:sz w:val="16"/>
-          <w:szCs w:val="16"/>
-        </w:rPr>
-        <w:t>custom.Descripcion</w:t>
-      </w:r>
-      <w:proofErr w:type="spellEnd"/>
-      <w:proofErr w:type="gramEnd"/>
-      <w:r>
-        <w:rPr>
-          <w:rFonts w:ascii="Arial" w:hAnsi="Arial"/>
-          <w:sz w:val="16"/>
-          <w:szCs w:val="16"/>
-        </w:rPr>
-        <w:t>}</w:t>
-      </w:r>
     </w:p>
     <w:tbl>
       <w:tblPr>
@@ -1294,7 +1410,7 @@
       </w:tblPr>
       <w:tblGrid>
         <w:gridCol w:w="5302"/>
-        <w:gridCol w:w="5793"/>
+        <w:gridCol w:w="5879"/>
       </w:tblGrid>
       <w:tr>
         <w:trPr>
@@ -1325,16 +1441,16 @@
               <mc:AlternateContent>
                 <mc:Choice Requires="wpg">
                   <w:drawing>
-                    <wp:anchor distT="0" distB="0" distL="0" distR="0" simplePos="0" relativeHeight="251658240" behindDoc="1" locked="0" layoutInCell="1" allowOverlap="1" wp14:anchorId="5C26BD34" wp14:editId="7FA812B9">
+                    <wp:anchor distT="0" distB="0" distL="0" distR="0" simplePos="0" relativeHeight="251658240" behindDoc="1" locked="0" layoutInCell="1" allowOverlap="1" wp14:anchorId="5C26BD34" wp14:editId="22977DAF">
                       <wp:simplePos x="0" y="0"/>
                       <wp:positionH relativeFrom="column">
-                        <wp:posOffset>-10795</wp:posOffset>
+                        <wp:posOffset>-12433</wp:posOffset>
                       </wp:positionH>
                       <wp:positionV relativeFrom="paragraph">
-                        <wp:posOffset>-6985</wp:posOffset>
+                        <wp:posOffset>-8655</wp:posOffset>
                       </wp:positionV>
-                      <wp:extent cx="7067550" cy="161925"/>
-                      <wp:effectExtent l="0" t="0" r="0" b="0"/>
+                      <wp:extent cx="7112367" cy="161925"/>
+                      <wp:effectExtent l="0" t="0" r="12700" b="9525"/>
                       <wp:wrapNone/>
                       <wp:docPr id="14085509" name="Group 22"/>
                       <wp:cNvGraphicFramePr>
@@ -1349,7 +1465,7 @@
                             <wpg:grpSpPr bwMode="auto">
                               <a:xfrm>
                                 <a:off x="0" y="0"/>
-                                <a:ext cx="7067550" cy="161925"/>
+                                <a:ext cx="7112367" cy="161925"/>
                                 <a:chOff x="0" y="0"/>
                                 <a:chExt cx="70675" cy="1619"/>
                               </a:xfrm>
@@ -1798,7 +1914,7 @@
                 </mc:Choice>
                 <mc:Fallback>
                   <w:pict>
-                    <v:group w14:anchorId="12C6605A" id="Group 22" o:spid="_x0000_s1026" style="position:absolute;margin-left:-.85pt;margin-top:-.55pt;width:556.5pt;height:12.75pt;z-index:-251658240;mso-wrap-distance-left:0;mso-wrap-distance-right:0" coordsize="70675,1619" o:gfxdata="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">
+                    <v:group w14:anchorId="658848B6" id="Group 22" o:spid="_x0000_s1026" style="position:absolute;margin-left:-1pt;margin-top:-.7pt;width:560.05pt;height:12.75pt;z-index:-251658240;mso-wrap-distance-left:0;mso-wrap-distance-right:0" coordsize="70675,1619" o:gfxdata="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">
                       <v:shape id="Graphic 23" o:spid="_x0000_s1027" style="position:absolute;left:63;top:63;width:70549;height:1492;visibility:visible;mso-wrap-style:square;v-text-anchor:top" coordsize="7054850,149225" o:gfxdata="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" path="m7007225,l47625,,29200,3780,14049,14049,3780,29200,,47625r,53975l3780,120024r10269,15151l29200,145444r18425,3781l7007225,149225r18424,-3781l7040800,135175r10269,-15151l7054850,101600r,-53975l7051069,29200,7040800,14049,7025649,3780,7007225,xe" fillcolor="#dfdfdf" stroked="f">
                         <v:path arrowok="t" o:connecttype="custom" o:connectlocs="70073,0;476,0;292,38;140,140;38,292;0,476;0,1016;38,1200;140,1352;292,1454;476,1492;70073,1492;70257,1454;70408,1352;70511,1200;70549,1016;70549,476;70511,292;70408,140;70257,38;70073,0" o:connectangles="0,0,0,0,0,0,0,0,0,0,0,0,0,0,0,0,0,0,0,0,0"/>
                       </v:shape>
@@ -1823,7 +1939,7 @@
         </w:tc>
         <w:tc>
           <w:tcPr>
-            <w:tcW w:w="5793" w:type="dxa"/>
+            <w:tcW w:w="5879" w:type="dxa"/>
           </w:tcPr>
           <w:p>
             <w:pPr>
@@ -1932,7 +2048,7 @@
         </w:tc>
         <w:tc>
           <w:tcPr>
-            <w:tcW w:w="5793" w:type="dxa"/>
+            <w:tcW w:w="5879" w:type="dxa"/>
           </w:tcPr>
           <w:p>
             <w:pPr>
@@ -2083,13 +2199,13 @@
         </w:tc>
         <w:tc>
           <w:tcPr>
-            <w:tcW w:w="5793" w:type="dxa"/>
+            <w:tcW w:w="5879" w:type="dxa"/>
           </w:tcPr>
           <w:tbl>
             <w:tblPr>
               <w:tblpPr w:leftFromText="141" w:rightFromText="141" w:vertAnchor="text" w:horzAnchor="margin" w:tblpXSpec="right" w:tblpY="-220"/>
               <w:tblOverlap w:val="never"/>
-              <w:tblW w:w="3560" w:type="dxa"/>
+              <w:tblW w:w="3142" w:type="dxa"/>
               <w:tblBorders>
                 <w:top w:val="single" w:sz="6" w:space="0" w:color="auto"/>
                 <w:left w:val="single" w:sz="6" w:space="0" w:color="auto"/>
@@ -2108,13 +2224,13 @@
               <w:tblLook w:val="04A0" w:firstRow="1" w:lastRow="0" w:firstColumn="1" w:lastColumn="0" w:noHBand="0" w:noVBand="1"/>
             </w:tblPr>
             <w:tblGrid>
-              <w:gridCol w:w="1600"/>
+              <w:gridCol w:w="1182"/>
               <w:gridCol w:w="1960"/>
             </w:tblGrid>
             <w:tr>
               <w:tc>
                 <w:tcPr>
-                  <w:tcW w:w="1600" w:type="dxa"/>
+                  <w:tcW w:w="1182" w:type="dxa"/>
                 </w:tcPr>
                 <w:p>
                   <w:pPr>
@@ -2179,7 +2295,7 @@
             <w:tr>
               <w:tc>
                 <w:tcPr>
-                  <w:tcW w:w="1600" w:type="dxa"/>
+                  <w:tcW w:w="1182" w:type="dxa"/>
                 </w:tcPr>
                 <w:p>
                   <w:pPr>
@@ -2244,7 +2360,7 @@
             <w:tr>
               <w:tc>
                 <w:tcPr>
-                  <w:tcW w:w="1600" w:type="dxa"/>
+                  <w:tcW w:w="1182" w:type="dxa"/>
                 </w:tcPr>
                 <w:p>
                   <w:pPr>
@@ -2266,7 +2382,7 @@
                 <w:tcPr>
                   <w:tcW w:w="1960" w:type="dxa"/>
                   <w:tcBorders>
-                    <w:bottom w:val="single" w:sz="6" w:space="0" w:color="auto"/>
+                    <w:bottom w:val="double" w:sz="4" w:space="0" w:color="auto"/>
                   </w:tcBorders>
                 </w:tcPr>
                 <w:p>
@@ -2309,7 +2425,7 @@
             <w:tr>
               <w:tc>
                 <w:tcPr>
-                  <w:tcW w:w="1600" w:type="dxa"/>
+                  <w:tcW w:w="1182" w:type="dxa"/>
                 </w:tcPr>
                 <w:p>
                   <w:pPr>
@@ -2331,6 +2447,7 @@
                 <w:tcPr>
                   <w:tcW w:w="1960" w:type="dxa"/>
                   <w:tcBorders>
+                    <w:top w:val="double" w:sz="4" w:space="0" w:color="auto"/>
                     <w:bottom w:val="single" w:sz="6" w:space="0" w:color="auto"/>
                   </w:tcBorders>
                 </w:tcPr>
@@ -2390,7 +2507,8 @@
     </w:tbl>
     <w:tbl>
       <w:tblPr>
-        <w:tblW w:w="11181" w:type="dxa"/>
+        <w:tblpPr w:leftFromText="141" w:rightFromText="141" w:vertAnchor="text" w:horzAnchor="margin" w:tblpY="14"/>
+        <w:tblW w:w="11212" w:type="dxa"/>
         <w:tblBorders>
           <w:top w:val="single" w:sz="6" w:space="0" w:color="auto"/>
           <w:left w:val="single" w:sz="6" w:space="0" w:color="auto"/>
@@ -2409,12 +2527,15 @@
         <w:tblLook w:val="04A0" w:firstRow="1" w:lastRow="0" w:firstColumn="1" w:lastColumn="0" w:noHBand="0" w:noVBand="1"/>
       </w:tblPr>
       <w:tblGrid>
-        <w:gridCol w:w="11181"/>
+        <w:gridCol w:w="11212"/>
       </w:tblGrid>
       <w:tr>
+        <w:trPr>
+          <w:trHeight w:val="295"/>
+        </w:trPr>
         <w:tc>
           <w:tcPr>
-            <w:tcW w:w="11181" w:type="dxa"/>
+            <w:tcW w:w="11212" w:type="dxa"/>
             <w:tcBorders>
               <w:bottom w:val="single" w:sz="6" w:space="0" w:color="auto"/>
             </w:tcBorders>
@@ -2481,7 +2602,7 @@
       <w:pPr>
         <w:widowControl/>
         <w:spacing w:after="700"/>
-        <w:jc w:val="right"/>
+        <w:ind w:firstLine="142"/>
       </w:pPr>
       <w:r>
         <w:rPr>
@@ -2795,9 +2916,9 @@
     </w:tbl>
     <w:p/>
     <w:sectPr>
-      <w:footerReference w:type="even" r:id="rId7"/>
-      <w:footerReference w:type="default" r:id="rId8"/>
-      <w:footerReference w:type="first" r:id="rId9"/>
+      <w:footerReference w:type="even" r:id="rId8"/>
+      <w:footerReference w:type="default" r:id="rId9"/>
+      <w:footerReference w:type="first" r:id="rId10"/>
       <w:pgSz w:w="12240" w:h="15840"/>
       <w:pgMar w:top="400" w:right="480" w:bottom="650" w:left="480" w:header="200" w:footer="280" w:gutter="0"/>
       <w:cols w:space="720"/>
@@ -3324,7 +3445,6 @@
   <w:style w:type="character" w:default="1" w:styleId="Fuentedeprrafopredeter">
     <w:name w:val="Default Paragraph Font"/>
     <w:uiPriority w:val="1"/>
-    <w:semiHidden/>
     <w:unhideWhenUsed/>
   </w:style>
   <w:style w:type="table" w:default="1" w:styleId="Tablanormal">
@@ -3674,4 +3794,16 @@
   <a:objectDefaults/>
   <a:extraClrSchemeLst/>
 </a:theme>
+</file>
+
+<file path=customXml/item1.xml><?xml version="1.0" encoding="utf-8"?>
+<b:Sources xmlns:b="http://schemas.openxmlformats.org/officeDocument/2006/bibliography" xmlns="http://schemas.openxmlformats.org/officeDocument/2006/bibliography" SelectedStyle="\APASixthEditionOfficeOnline.xsl" StyleName="APA" Version="6"/>
+</file>
+
+<file path=customXml/itemProps1.xml><?xml version="1.0" encoding="utf-8"?>
+<ds:datastoreItem xmlns:ds="http://schemas.openxmlformats.org/officeDocument/2006/customXml" ds:itemID="{F52B7EB0-053D-4AB5-A5E6-2DC2A4CE7804}">
+  <ds:schemaRefs>
+    <ds:schemaRef ds:uri="http://schemas.openxmlformats.org/officeDocument/2006/bibliography"/>
+  </ds:schemaRefs>
+</ds:datastoreItem>
 </file>
--- a/Reportes/Factura_Construccion_AXX1977.docx
+++ b/Reportes/Factura_Construccion_AXX1977.docx
@@ -121,7 +121,45 @@
                 <w:sz w:val="16"/>
                 <w:szCs w:val="16"/>
               </w:rPr>
-              <w:t>Fianza de Gar. Cumplimiento Obras Gobierno</w:t>
+              <w:t xml:space="preserve">Fianza de </w:t>
+            </w:r>
+            <w:r>
+              <w:rPr>
+                <w:rFonts w:ascii="Arial" w:hAnsi="Arial"/>
+                <w:b/>
+                <w:sz w:val="16"/>
+                <w:szCs w:val="16"/>
+              </w:rPr>
+              <w:t>{</w:t>
+            </w:r>
+            <w:proofErr w:type="spellStart"/>
+            <w:r>
+              <w:rPr>
+                <w:rFonts w:ascii="Arial" w:hAnsi="Arial"/>
+                <w:b/>
+                <w:sz w:val="16"/>
+                <w:szCs w:val="16"/>
+              </w:rPr>
+              <w:t>custom.</w:t>
+            </w:r>
+            <w:r>
+              <w:rPr>
+                <w:rFonts w:ascii="Arial" w:hAnsi="Arial"/>
+                <w:b/>
+                <w:sz w:val="16"/>
+                <w:szCs w:val="16"/>
+              </w:rPr>
+              <w:t>NombreProducto</w:t>
+            </w:r>
+            <w:proofErr w:type="spellEnd"/>
+            <w:r>
+              <w:rPr>
+                <w:rFonts w:ascii="Arial" w:hAnsi="Arial"/>
+                <w:b/>
+                <w:sz w:val="16"/>
+                <w:szCs w:val="16"/>
+              </w:rPr>
+              <w:t>}</w:t>
             </w:r>
           </w:p>
         </w:tc>
@@ -144,7 +182,6 @@
               <w:t>Fianza: {</w:t>
             </w:r>
             <w:proofErr w:type="spellStart"/>
-            <w:proofErr w:type="gramStart"/>
             <w:r>
               <w:rPr>
                 <w:rFonts w:ascii="Arial" w:hAnsi="Arial"/>
@@ -154,7 +191,6 @@
               <w:t>custom.NumeroFianza</w:t>
             </w:r>
             <w:proofErr w:type="spellEnd"/>
-            <w:proofErr w:type="gramEnd"/>
             <w:r>
               <w:rPr>
                 <w:rFonts w:ascii="Arial" w:hAnsi="Arial"/>
@@ -179,7 +215,6 @@
               <w:t>{</w:t>
             </w:r>
             <w:proofErr w:type="spellStart"/>
-            <w:proofErr w:type="gramStart"/>
             <w:r>
               <w:rPr>
                 <w:rFonts w:ascii="Arial" w:hAnsi="Arial"/>
@@ -189,7 +224,6 @@
               <w:t>custom.TipoMovimientoFactura</w:t>
             </w:r>
             <w:proofErr w:type="spellEnd"/>
-            <w:proofErr w:type="gramEnd"/>
             <w:r>
               <w:rPr>
                 <w:rFonts w:ascii="Arial" w:hAnsi="Arial"/>
@@ -267,7 +301,6 @@
               <w:t xml:space="preserve"> {</w:t>
             </w:r>
             <w:proofErr w:type="spellStart"/>
-            <w:proofErr w:type="gramStart"/>
             <w:r>
               <w:rPr>
                 <w:rFonts w:ascii="Arial" w:hAnsi="Arial"/>
@@ -277,7 +310,6 @@
               <w:t>custom.Tenedor</w:t>
             </w:r>
             <w:proofErr w:type="spellEnd"/>
-            <w:proofErr w:type="gramEnd"/>
             <w:r>
               <w:rPr>
                 <w:rFonts w:ascii="Arial" w:hAnsi="Arial"/>
@@ -293,7 +325,6 @@
               <w:spacing w:after="100"/>
             </w:pPr>
             <w:proofErr w:type="spellStart"/>
-            <w:proofErr w:type="gramStart"/>
             <w:r>
               <w:rPr>
                 <w:rFonts w:ascii="Arial" w:hAnsi="Arial"/>
@@ -311,17 +342,7 @@
                 <w:sz w:val="16"/>
                 <w:szCs w:val="16"/>
               </w:rPr>
-              <w:t>./</w:t>
-            </w:r>
-            <w:proofErr w:type="gramEnd"/>
-            <w:r>
-              <w:rPr>
-                <w:rFonts w:ascii="Arial" w:hAnsi="Arial"/>
-                <w:b/>
-                <w:sz w:val="16"/>
-                <w:szCs w:val="16"/>
-              </w:rPr>
-              <w:t>R.U.C:</w:t>
+              <w:t>./R.U.C:</w:t>
             </w:r>
             <w:r>
               <w:rPr>
@@ -373,7 +394,6 @@
               <w:t xml:space="preserve"> {</w:t>
             </w:r>
             <w:proofErr w:type="spellStart"/>
-            <w:proofErr w:type="gramStart"/>
             <w:r>
               <w:rPr>
                 <w:rFonts w:ascii="Arial" w:hAnsi="Arial"/>
@@ -383,7 +403,6 @@
               <w:t>custom.DireccionTenedor</w:t>
             </w:r>
             <w:proofErr w:type="spellEnd"/>
-            <w:proofErr w:type="gramEnd"/>
             <w:r>
               <w:rPr>
                 <w:rFonts w:ascii="Arial" w:hAnsi="Arial"/>
@@ -416,7 +435,6 @@
               <w:t xml:space="preserve"> {</w:t>
             </w:r>
             <w:proofErr w:type="spellStart"/>
-            <w:proofErr w:type="gramStart"/>
             <w:r>
               <w:rPr>
                 <w:rFonts w:ascii="Arial" w:hAnsi="Arial"/>
@@ -426,7 +444,6 @@
               <w:t>custom.TelefonoTenedor</w:t>
             </w:r>
             <w:proofErr w:type="spellEnd"/>
-            <w:proofErr w:type="gramEnd"/>
             <w:r>
               <w:rPr>
                 <w:rFonts w:ascii="Arial" w:hAnsi="Arial"/>
@@ -462,7 +479,6 @@
               <w:t xml:space="preserve"> {</w:t>
             </w:r>
             <w:proofErr w:type="spellStart"/>
-            <w:proofErr w:type="gramStart"/>
             <w:r>
               <w:rPr>
                 <w:rFonts w:ascii="Arial" w:hAnsi="Arial"/>
@@ -472,7 +488,6 @@
               <w:t>custom.FaxTenedor</w:t>
             </w:r>
             <w:proofErr w:type="spellEnd"/>
-            <w:proofErr w:type="gramEnd"/>
             <w:r>
               <w:rPr>
                 <w:rFonts w:ascii="Arial" w:hAnsi="Arial"/>
@@ -551,7 +566,6 @@
               <w:t xml:space="preserve"> {</w:t>
             </w:r>
             <w:proofErr w:type="spellStart"/>
-            <w:proofErr w:type="gramStart"/>
             <w:r>
               <w:rPr>
                 <w:rFonts w:ascii="Arial" w:hAnsi="Arial"/>
@@ -561,7 +575,6 @@
               <w:t>custom.PaisTenedor</w:t>
             </w:r>
             <w:proofErr w:type="spellEnd"/>
-            <w:proofErr w:type="gramEnd"/>
             <w:r>
               <w:rPr>
                 <w:rFonts w:ascii="Arial" w:hAnsi="Arial"/>
@@ -640,7 +653,6 @@
               <w:t xml:space="preserve"> {</w:t>
             </w:r>
             <w:proofErr w:type="spellStart"/>
-            <w:proofErr w:type="gramStart"/>
             <w:r>
               <w:rPr>
                 <w:rFonts w:ascii="Arial" w:hAnsi="Arial"/>
@@ -650,7 +662,6 @@
               <w:t>custom.CiudadTenedor</w:t>
             </w:r>
             <w:proofErr w:type="spellEnd"/>
-            <w:proofErr w:type="gramEnd"/>
             <w:r>
               <w:rPr>
                 <w:rFonts w:ascii="Arial" w:hAnsi="Arial"/>
@@ -794,7 +805,6 @@
               <w:t>{</w:t>
             </w:r>
             <w:proofErr w:type="spellStart"/>
-            <w:proofErr w:type="gramStart"/>
             <w:r>
               <w:rPr>
                 <w:rFonts w:ascii="Arial" w:hAnsi="Arial"/>
@@ -804,7 +814,6 @@
               <w:t>custom.Desde</w:t>
             </w:r>
             <w:proofErr w:type="spellEnd"/>
-            <w:proofErr w:type="gramEnd"/>
             <w:r>
               <w:rPr>
                 <w:rFonts w:ascii="Arial" w:hAnsi="Arial"/>
@@ -849,7 +858,6 @@
               <w:t>{</w:t>
             </w:r>
             <w:proofErr w:type="spellStart"/>
-            <w:proofErr w:type="gramStart"/>
             <w:r>
               <w:rPr>
                 <w:rFonts w:ascii="Arial" w:hAnsi="Arial"/>
@@ -859,7 +867,6 @@
               <w:t>custom.Hasta</w:t>
             </w:r>
             <w:proofErr w:type="spellEnd"/>
-            <w:proofErr w:type="gramEnd"/>
             <w:r>
               <w:rPr>
                 <w:rFonts w:ascii="Arial" w:hAnsi="Arial"/>
@@ -954,7 +961,6 @@
               <w:t xml:space="preserve"> {</w:t>
             </w:r>
             <w:proofErr w:type="spellStart"/>
-            <w:proofErr w:type="gramStart"/>
             <w:r>
               <w:rPr>
                 <w:rFonts w:ascii="Arial" w:hAnsi="Arial"/>
@@ -964,7 +970,6 @@
               <w:t>custom.Corredor</w:t>
             </w:r>
             <w:proofErr w:type="spellEnd"/>
-            <w:proofErr w:type="gramEnd"/>
             <w:r>
               <w:rPr>
                 <w:rFonts w:ascii="Arial" w:hAnsi="Arial"/>
@@ -1072,7 +1077,6 @@
               <w:t xml:space="preserve"> {</w:t>
             </w:r>
             <w:proofErr w:type="spellStart"/>
-            <w:proofErr w:type="gramStart"/>
             <w:r>
               <w:rPr>
                 <w:rFonts w:ascii="Arial" w:hAnsi="Arial"/>
@@ -1082,22 +1086,13 @@
               <w:t>custom.AFavor</w:t>
             </w:r>
             <w:proofErr w:type="spellEnd"/>
-            <w:proofErr w:type="gramEnd"/>
-            <w:r>
-              <w:rPr>
-                <w:rFonts w:ascii="Arial" w:hAnsi="Arial"/>
-                <w:sz w:val="16"/>
-                <w:szCs w:val="16"/>
-              </w:rPr>
-              <w:t>}</w:t>
-            </w:r>
-            <w:r>
-              <w:rPr>
-                <w:rFonts w:ascii="Arial" w:hAnsi="Arial"/>
-                <w:sz w:val="16"/>
-                <w:szCs w:val="16"/>
-              </w:rPr>
-              <w:t xml:space="preserve">    </w:t>
+            <w:r>
+              <w:rPr>
+                <w:rFonts w:ascii="Arial" w:hAnsi="Arial"/>
+                <w:sz w:val="16"/>
+                <w:szCs w:val="16"/>
+              </w:rPr>
+              <w:t xml:space="preserve">}    </w:t>
             </w:r>
             <w:proofErr w:type="spellStart"/>
             <w:r>
@@ -1186,7 +1181,6 @@
               <w:t xml:space="preserve"> {</w:t>
             </w:r>
             <w:proofErr w:type="spellStart"/>
-            <w:proofErr w:type="gramStart"/>
             <w:r>
               <w:rPr>
                 <w:rFonts w:ascii="Arial" w:hAnsi="Arial"/>
@@ -1196,7 +1190,6 @@
               <w:t>custom.Suma</w:t>
             </w:r>
             <w:proofErr w:type="spellEnd"/>
-            <w:proofErr w:type="gramEnd"/>
             <w:r>
               <w:rPr>
                 <w:rFonts w:ascii="Arial" w:hAnsi="Arial"/>
@@ -1246,7 +1239,6 @@
               <w:t xml:space="preserve"> {</w:t>
             </w:r>
             <w:proofErr w:type="spellStart"/>
-            <w:proofErr w:type="gramStart"/>
             <w:r>
               <w:rPr>
                 <w:rFonts w:ascii="Arial" w:hAnsi="Arial"/>
@@ -1256,7 +1248,6 @@
               <w:t>custom.NumeroContrato</w:t>
             </w:r>
             <w:proofErr w:type="spellEnd"/>
-            <w:proofErr w:type="gramEnd"/>
             <w:r>
               <w:rPr>
                 <w:rFonts w:ascii="Arial" w:hAnsi="Arial"/>
@@ -1306,7 +1297,6 @@
               <w:t xml:space="preserve"> {</w:t>
             </w:r>
             <w:proofErr w:type="spellStart"/>
-            <w:proofErr w:type="gramStart"/>
             <w:r>
               <w:rPr>
                 <w:rFonts w:ascii="Arial" w:hAnsi="Arial"/>
@@ -1316,7 +1306,6 @@
               <w:t>custom.Licitacion</w:t>
             </w:r>
             <w:proofErr w:type="spellEnd"/>
-            <w:proofErr w:type="gramEnd"/>
             <w:r>
               <w:rPr>
                 <w:rFonts w:ascii="Arial" w:hAnsi="Arial"/>
@@ -1366,7 +1355,6 @@
               <w:t xml:space="preserve"> {</w:t>
             </w:r>
             <w:proofErr w:type="spellStart"/>
-            <w:proofErr w:type="gramStart"/>
             <w:r>
               <w:rPr>
                 <w:rFonts w:ascii="Arial" w:hAnsi="Arial"/>
@@ -1376,7 +1364,6 @@
               <w:t>custom.Descripcion</w:t>
             </w:r>
             <w:proofErr w:type="spellEnd"/>
-            <w:proofErr w:type="gramEnd"/>
             <w:r>
               <w:rPr>
                 <w:rFonts w:ascii="Arial" w:hAnsi="Arial"/>
@@ -2022,27 +2009,7 @@
                 <w:spacing w:val="-5"/>
                 <w:sz w:val="16"/>
               </w:rPr>
-              <w:t>{#</w:t>
-            </w:r>
-            <w:proofErr w:type="gramStart"/>
-            <w:r>
-              <w:rPr>
-                <w:rFonts w:ascii="Arial" w:hAnsi="Arial"/>
-                <w:bCs/>
-                <w:spacing w:val="-5"/>
-                <w:sz w:val="16"/>
-              </w:rPr>
-              <w:t>custom}{</w:t>
-            </w:r>
-            <w:proofErr w:type="gramEnd"/>
-            <w:r>
-              <w:rPr>
-                <w:rFonts w:ascii="Arial" w:hAnsi="Arial"/>
-                <w:bCs/>
-                <w:spacing w:val="-5"/>
-                <w:sz w:val="16"/>
-              </w:rPr>
-              <w:t>#Coberturas}{Cobertura}</w:t>
+              <w:t>{#custom}{#Coberturas}{Cobertura}</w:t>
             </w:r>
           </w:p>
         </w:tc>
@@ -2067,27 +2034,7 @@
                 <w:spacing w:val="-5"/>
                 <w:sz w:val="16"/>
               </w:rPr>
-              <w:t>{Limite</w:t>
-            </w:r>
-            <w:proofErr w:type="gramStart"/>
-            <w:r>
-              <w:rPr>
-                <w:rFonts w:ascii="Arial" w:hAnsi="Arial"/>
-                <w:bCs/>
-                <w:spacing w:val="-5"/>
-                <w:sz w:val="16"/>
-              </w:rPr>
-              <w:t>}{</w:t>
-            </w:r>
-            <w:proofErr w:type="gramEnd"/>
-            <w:r>
-              <w:rPr>
-                <w:rFonts w:ascii="Arial" w:hAnsi="Arial"/>
-                <w:bCs/>
-                <w:spacing w:val="-5"/>
-                <w:sz w:val="16"/>
-              </w:rPr>
-              <w:t>/}{/}</w:t>
+              <w:t>{Limite}{/}{/}</w:t>
             </w:r>
           </w:p>
         </w:tc>
@@ -2270,7 +2217,6 @@
                     <w:t>{</w:t>
                   </w:r>
                   <w:proofErr w:type="spellStart"/>
-                  <w:proofErr w:type="gramStart"/>
                   <w:r>
                     <w:rPr>
                       <w:rFonts w:ascii="Arial" w:hAnsi="Arial"/>
@@ -2280,7 +2226,6 @@
                     <w:t>custom.Prima</w:t>
                   </w:r>
                   <w:proofErr w:type="spellEnd"/>
-                  <w:proofErr w:type="gramEnd"/>
                   <w:r>
                     <w:rPr>
                       <w:rFonts w:ascii="Arial" w:hAnsi="Arial"/>
@@ -2335,7 +2280,6 @@
                     <w:t>{</w:t>
                   </w:r>
                   <w:proofErr w:type="spellStart"/>
-                  <w:proofErr w:type="gramStart"/>
                   <w:r>
                     <w:rPr>
                       <w:rFonts w:ascii="Arial" w:hAnsi="Arial"/>
@@ -2345,7 +2289,6 @@
                     <w:t>custom.Gastos</w:t>
                   </w:r>
                   <w:proofErr w:type="spellEnd"/>
-                  <w:proofErr w:type="gramEnd"/>
                   <w:r>
                     <w:rPr>
                       <w:rFonts w:ascii="Arial" w:hAnsi="Arial"/>
@@ -2400,7 +2343,6 @@
                     <w:t>{</w:t>
                   </w:r>
                   <w:proofErr w:type="spellStart"/>
-                  <w:proofErr w:type="gramStart"/>
                   <w:r>
                     <w:rPr>
                       <w:rFonts w:ascii="Arial" w:hAnsi="Arial"/>
@@ -2410,7 +2352,6 @@
                     <w:t>custom.Impuestos</w:t>
                   </w:r>
                   <w:proofErr w:type="spellEnd"/>
-                  <w:proofErr w:type="gramEnd"/>
                   <w:r>
                     <w:rPr>
                       <w:rFonts w:ascii="Arial" w:hAnsi="Arial"/>
@@ -2466,7 +2407,6 @@
                     <w:t>{</w:t>
                   </w:r>
                   <w:proofErr w:type="spellStart"/>
-                  <w:proofErr w:type="gramStart"/>
                   <w:r>
                     <w:rPr>
                       <w:rFonts w:ascii="Arial" w:hAnsi="Arial"/>
@@ -2476,7 +2416,6 @@
                     <w:t>custom.Total</w:t>
                   </w:r>
                   <w:proofErr w:type="spellEnd"/>
-                  <w:proofErr w:type="gramEnd"/>
                   <w:r>
                     <w:rPr>
                       <w:rFonts w:ascii="Arial" w:hAnsi="Arial"/>
@@ -2613,7 +2552,6 @@
         <w:t>Firmado en Panamá, R. de Panamá {</w:t>
       </w:r>
       <w:proofErr w:type="spellStart"/>
-      <w:proofErr w:type="gramStart"/>
       <w:r>
         <w:rPr>
           <w:rFonts w:ascii="Arial" w:hAnsi="Arial"/>
@@ -2623,7 +2561,6 @@
         <w:t>custom.FechaActualFactura</w:t>
       </w:r>
       <w:proofErr w:type="spellEnd"/>
-      <w:proofErr w:type="gramEnd"/>
       <w:r>
         <w:rPr>
           <w:rFonts w:ascii="Arial" w:hAnsi="Arial"/>
@@ -2735,7 +2672,6 @@
               <w:t>{</w:t>
             </w:r>
             <w:proofErr w:type="spellStart"/>
-            <w:proofErr w:type="gramStart"/>
             <w:r>
               <w:rPr>
                 <w:rFonts w:ascii="Arial" w:hAnsi="Arial"/>
@@ -2745,7 +2681,6 @@
               <w:t>custom.Tenedor</w:t>
             </w:r>
             <w:proofErr w:type="spellEnd"/>
-            <w:proofErr w:type="gramEnd"/>
             <w:r>
               <w:rPr>
                 <w:rFonts w:ascii="Arial" w:hAnsi="Arial"/>
@@ -3445,6 +3380,7 @@
   <w:style w:type="character" w:default="1" w:styleId="Fuentedeprrafopredeter">
     <w:name w:val="Default Paragraph Font"/>
     <w:uiPriority w:val="1"/>
+    <w:semiHidden/>
     <w:unhideWhenUsed/>
   </w:style>
   <w:style w:type="table" w:default="1" w:styleId="Tablanormal">

--- a/Reportes/Factura_Construccion_AXX1977.docx
+++ b/Reportes/Factura_Construccion_AXX1977.docx
@@ -133,6 +133,7 @@
               <w:t>{</w:t>
             </w:r>
             <w:proofErr w:type="spellStart"/>
+            <w:proofErr w:type="gramStart"/>
             <w:r>
               <w:rPr>
                 <w:rFonts w:ascii="Arial" w:hAnsi="Arial"/>
@@ -152,6 +153,7 @@
               <w:t>NombreProducto</w:t>
             </w:r>
             <w:proofErr w:type="spellEnd"/>
+            <w:proofErr w:type="gramEnd"/>
             <w:r>
               <w:rPr>
                 <w:rFonts w:ascii="Arial" w:hAnsi="Arial"/>
@@ -182,6 +184,7 @@
               <w:t>Fianza: {</w:t>
             </w:r>
             <w:proofErr w:type="spellStart"/>
+            <w:proofErr w:type="gramStart"/>
             <w:r>
               <w:rPr>
                 <w:rFonts w:ascii="Arial" w:hAnsi="Arial"/>
@@ -191,6 +194,7 @@
               <w:t>custom.NumeroFianza</w:t>
             </w:r>
             <w:proofErr w:type="spellEnd"/>
+            <w:proofErr w:type="gramEnd"/>
             <w:r>
               <w:rPr>
                 <w:rFonts w:ascii="Arial" w:hAnsi="Arial"/>
@@ -215,6 +219,7 @@
               <w:t>{</w:t>
             </w:r>
             <w:proofErr w:type="spellStart"/>
+            <w:proofErr w:type="gramStart"/>
             <w:r>
               <w:rPr>
                 <w:rFonts w:ascii="Arial" w:hAnsi="Arial"/>
@@ -224,6 +229,7 @@
               <w:t>custom.TipoMovimientoFactura</w:t>
             </w:r>
             <w:proofErr w:type="spellEnd"/>
+            <w:proofErr w:type="gramEnd"/>
             <w:r>
               <w:rPr>
                 <w:rFonts w:ascii="Arial" w:hAnsi="Arial"/>
@@ -301,6 +307,7 @@
               <w:t xml:space="preserve"> {</w:t>
             </w:r>
             <w:proofErr w:type="spellStart"/>
+            <w:proofErr w:type="gramStart"/>
             <w:r>
               <w:rPr>
                 <w:rFonts w:ascii="Arial" w:hAnsi="Arial"/>
@@ -310,6 +317,7 @@
               <w:t>custom.Tenedor</w:t>
             </w:r>
             <w:proofErr w:type="spellEnd"/>
+            <w:proofErr w:type="gramEnd"/>
             <w:r>
               <w:rPr>
                 <w:rFonts w:ascii="Arial" w:hAnsi="Arial"/>
@@ -325,6 +333,7 @@
               <w:spacing w:after="100"/>
             </w:pPr>
             <w:proofErr w:type="spellStart"/>
+            <w:proofErr w:type="gramStart"/>
             <w:r>
               <w:rPr>
                 <w:rFonts w:ascii="Arial" w:hAnsi="Arial"/>
@@ -342,7 +351,17 @@
                 <w:sz w:val="16"/>
                 <w:szCs w:val="16"/>
               </w:rPr>
-              <w:t>./R.U.C:</w:t>
+              <w:t>./</w:t>
+            </w:r>
+            <w:proofErr w:type="gramEnd"/>
+            <w:r>
+              <w:rPr>
+                <w:rFonts w:ascii="Arial" w:hAnsi="Arial"/>
+                <w:b/>
+                <w:sz w:val="16"/>
+                <w:szCs w:val="16"/>
+              </w:rPr>
+              <w:t>R.U.C:</w:t>
             </w:r>
             <w:r>
               <w:rPr>
@@ -393,7 +412,7 @@
               </w:rPr>
               <w:t xml:space="preserve"> {</w:t>
             </w:r>
-            <w:proofErr w:type="spellStart"/>
+            <w:proofErr w:type="gramStart"/>
             <w:r>
               <w:rPr>
                 <w:rFonts w:ascii="Arial" w:hAnsi="Arial"/>
@@ -402,7 +421,15 @@
               </w:rPr>
               <w:t>custom.DireccionTenedor</w:t>
             </w:r>
-            <w:proofErr w:type="spellEnd"/>
+            <w:proofErr w:type="gramEnd"/>
+            <w:r>
+              <w:rPr>
+                <w:rFonts w:ascii="Arial" w:hAnsi="Arial"/>
+                <w:sz w:val="16"/>
+                <w:szCs w:val="16"/>
+              </w:rPr>
+              <w:t>2</w:t>
+            </w:r>
             <w:r>
               <w:rPr>
                 <w:rFonts w:ascii="Arial" w:hAnsi="Arial"/>
@@ -435,6 +462,7 @@
               <w:t xml:space="preserve"> {</w:t>
             </w:r>
             <w:proofErr w:type="spellStart"/>
+            <w:proofErr w:type="gramStart"/>
             <w:r>
               <w:rPr>
                 <w:rFonts w:ascii="Arial" w:hAnsi="Arial"/>
@@ -444,6 +472,7 @@
               <w:t>custom.TelefonoTenedor</w:t>
             </w:r>
             <w:proofErr w:type="spellEnd"/>
+            <w:proofErr w:type="gramEnd"/>
             <w:r>
               <w:rPr>
                 <w:rFonts w:ascii="Arial" w:hAnsi="Arial"/>
@@ -479,6 +508,7 @@
               <w:t xml:space="preserve"> {</w:t>
             </w:r>
             <w:proofErr w:type="spellStart"/>
+            <w:proofErr w:type="gramStart"/>
             <w:r>
               <w:rPr>
                 <w:rFonts w:ascii="Arial" w:hAnsi="Arial"/>
@@ -488,6 +518,7 @@
               <w:t>custom.FaxTenedor</w:t>
             </w:r>
             <w:proofErr w:type="spellEnd"/>
+            <w:proofErr w:type="gramEnd"/>
             <w:r>
               <w:rPr>
                 <w:rFonts w:ascii="Arial" w:hAnsi="Arial"/>
@@ -566,6 +597,7 @@
               <w:t xml:space="preserve"> {</w:t>
             </w:r>
             <w:proofErr w:type="spellStart"/>
+            <w:proofErr w:type="gramStart"/>
             <w:r>
               <w:rPr>
                 <w:rFonts w:ascii="Arial" w:hAnsi="Arial"/>
@@ -575,6 +607,7 @@
               <w:t>custom.PaisTenedor</w:t>
             </w:r>
             <w:proofErr w:type="spellEnd"/>
+            <w:proofErr w:type="gramEnd"/>
             <w:r>
               <w:rPr>
                 <w:rFonts w:ascii="Arial" w:hAnsi="Arial"/>
@@ -653,6 +686,7 @@
               <w:t xml:space="preserve"> {</w:t>
             </w:r>
             <w:proofErr w:type="spellStart"/>
+            <w:proofErr w:type="gramStart"/>
             <w:r>
               <w:rPr>
                 <w:rFonts w:ascii="Arial" w:hAnsi="Arial"/>
@@ -662,6 +696,7 @@
               <w:t>custom.CiudadTenedor</w:t>
             </w:r>
             <w:proofErr w:type="spellEnd"/>
+            <w:proofErr w:type="gramEnd"/>
             <w:r>
               <w:rPr>
                 <w:rFonts w:ascii="Arial" w:hAnsi="Arial"/>
@@ -805,6 +840,7 @@
               <w:t>{</w:t>
             </w:r>
             <w:proofErr w:type="spellStart"/>
+            <w:proofErr w:type="gramStart"/>
             <w:r>
               <w:rPr>
                 <w:rFonts w:ascii="Arial" w:hAnsi="Arial"/>
@@ -814,6 +850,7 @@
               <w:t>custom.Desde</w:t>
             </w:r>
             <w:proofErr w:type="spellEnd"/>
+            <w:proofErr w:type="gramEnd"/>
             <w:r>
               <w:rPr>
                 <w:rFonts w:ascii="Arial" w:hAnsi="Arial"/>
@@ -858,6 +895,7 @@
               <w:t>{</w:t>
             </w:r>
             <w:proofErr w:type="spellStart"/>
+            <w:proofErr w:type="gramStart"/>
             <w:r>
               <w:rPr>
                 <w:rFonts w:ascii="Arial" w:hAnsi="Arial"/>
@@ -867,6 +905,7 @@
               <w:t>custom.Hasta</w:t>
             </w:r>
             <w:proofErr w:type="spellEnd"/>
+            <w:proofErr w:type="gramEnd"/>
             <w:r>
               <w:rPr>
                 <w:rFonts w:ascii="Arial" w:hAnsi="Arial"/>
@@ -961,6 +1000,7 @@
               <w:t xml:space="preserve"> {</w:t>
             </w:r>
             <w:proofErr w:type="spellStart"/>
+            <w:proofErr w:type="gramStart"/>
             <w:r>
               <w:rPr>
                 <w:rFonts w:ascii="Arial" w:hAnsi="Arial"/>
@@ -970,6 +1010,7 @@
               <w:t>custom.Corredor</w:t>
             </w:r>
             <w:proofErr w:type="spellEnd"/>
+            <w:proofErr w:type="gramEnd"/>
             <w:r>
               <w:rPr>
                 <w:rFonts w:ascii="Arial" w:hAnsi="Arial"/>
@@ -1077,6 +1118,7 @@
               <w:t xml:space="preserve"> {</w:t>
             </w:r>
             <w:proofErr w:type="spellStart"/>
+            <w:proofErr w:type="gramStart"/>
             <w:r>
               <w:rPr>
                 <w:rFonts w:ascii="Arial" w:hAnsi="Arial"/>
@@ -1086,6 +1128,7 @@
               <w:t>custom.AFavor</w:t>
             </w:r>
             <w:proofErr w:type="spellEnd"/>
+            <w:proofErr w:type="gramEnd"/>
             <w:r>
               <w:rPr>
                 <w:rFonts w:ascii="Arial" w:hAnsi="Arial"/>
@@ -1181,6 +1224,7 @@
               <w:t xml:space="preserve"> {</w:t>
             </w:r>
             <w:proofErr w:type="spellStart"/>
+            <w:proofErr w:type="gramStart"/>
             <w:r>
               <w:rPr>
                 <w:rFonts w:ascii="Arial" w:hAnsi="Arial"/>
@@ -1190,6 +1234,7 @@
               <w:t>custom.Suma</w:t>
             </w:r>
             <w:proofErr w:type="spellEnd"/>
+            <w:proofErr w:type="gramEnd"/>
             <w:r>
               <w:rPr>
                 <w:rFonts w:ascii="Arial" w:hAnsi="Arial"/>
@@ -1239,6 +1284,7 @@
               <w:t xml:space="preserve"> {</w:t>
             </w:r>
             <w:proofErr w:type="spellStart"/>
+            <w:proofErr w:type="gramStart"/>
             <w:r>
               <w:rPr>
                 <w:rFonts w:ascii="Arial" w:hAnsi="Arial"/>
@@ -1248,6 +1294,7 @@
               <w:t>custom.NumeroContrato</w:t>
             </w:r>
             <w:proofErr w:type="spellEnd"/>
+            <w:proofErr w:type="gramEnd"/>
             <w:r>
               <w:rPr>
                 <w:rFonts w:ascii="Arial" w:hAnsi="Arial"/>
@@ -1297,6 +1344,7 @@
               <w:t xml:space="preserve"> {</w:t>
             </w:r>
             <w:proofErr w:type="spellStart"/>
+            <w:proofErr w:type="gramStart"/>
             <w:r>
               <w:rPr>
                 <w:rFonts w:ascii="Arial" w:hAnsi="Arial"/>
@@ -1306,6 +1354,7 @@
               <w:t>custom.Licitacion</w:t>
             </w:r>
             <w:proofErr w:type="spellEnd"/>
+            <w:proofErr w:type="gramEnd"/>
             <w:r>
               <w:rPr>
                 <w:rFonts w:ascii="Arial" w:hAnsi="Arial"/>
@@ -1355,6 +1404,7 @@
               <w:t xml:space="preserve"> {</w:t>
             </w:r>
             <w:proofErr w:type="spellStart"/>
+            <w:proofErr w:type="gramStart"/>
             <w:r>
               <w:rPr>
                 <w:rFonts w:ascii="Arial" w:hAnsi="Arial"/>
@@ -1364,6 +1414,7 @@
               <w:t>custom.Descripcion</w:t>
             </w:r>
             <w:proofErr w:type="spellEnd"/>
+            <w:proofErr w:type="gramEnd"/>
             <w:r>
               <w:rPr>
                 <w:rFonts w:ascii="Arial" w:hAnsi="Arial"/>
@@ -2009,7 +2060,27 @@
                 <w:spacing w:val="-5"/>
                 <w:sz w:val="16"/>
               </w:rPr>
-              <w:t>{#custom}{#Coberturas}{Cobertura}</w:t>
+              <w:t>{#</w:t>
+            </w:r>
+            <w:proofErr w:type="gramStart"/>
+            <w:r>
+              <w:rPr>
+                <w:rFonts w:ascii="Arial" w:hAnsi="Arial"/>
+                <w:bCs/>
+                <w:spacing w:val="-5"/>
+                <w:sz w:val="16"/>
+              </w:rPr>
+              <w:t>custom}{</w:t>
+            </w:r>
+            <w:proofErr w:type="gramEnd"/>
+            <w:r>
+              <w:rPr>
+                <w:rFonts w:ascii="Arial" w:hAnsi="Arial"/>
+                <w:bCs/>
+                <w:spacing w:val="-5"/>
+                <w:sz w:val="16"/>
+              </w:rPr>
+              <w:t>#Coberturas}{Cobertura}</w:t>
             </w:r>
           </w:p>
         </w:tc>
@@ -2034,7 +2105,27 @@
                 <w:spacing w:val="-5"/>
                 <w:sz w:val="16"/>
               </w:rPr>
-              <w:t>{Limite}{/}{/}</w:t>
+              <w:t>{Limite</w:t>
+            </w:r>
+            <w:proofErr w:type="gramStart"/>
+            <w:r>
+              <w:rPr>
+                <w:rFonts w:ascii="Arial" w:hAnsi="Arial"/>
+                <w:bCs/>
+                <w:spacing w:val="-5"/>
+                <w:sz w:val="16"/>
+              </w:rPr>
+              <w:t>}{</w:t>
+            </w:r>
+            <w:proofErr w:type="gramEnd"/>
+            <w:r>
+              <w:rPr>
+                <w:rFonts w:ascii="Arial" w:hAnsi="Arial"/>
+                <w:bCs/>
+                <w:spacing w:val="-5"/>
+                <w:sz w:val="16"/>
+              </w:rPr>
+              <w:t>/}{/}</w:t>
             </w:r>
           </w:p>
         </w:tc>
@@ -2217,6 +2308,7 @@
                     <w:t>{</w:t>
                   </w:r>
                   <w:proofErr w:type="spellStart"/>
+                  <w:proofErr w:type="gramStart"/>
                   <w:r>
                     <w:rPr>
                       <w:rFonts w:ascii="Arial" w:hAnsi="Arial"/>
@@ -2226,6 +2318,7 @@
                     <w:t>custom.Prima</w:t>
                   </w:r>
                   <w:proofErr w:type="spellEnd"/>
+                  <w:proofErr w:type="gramEnd"/>
                   <w:r>
                     <w:rPr>
                       <w:rFonts w:ascii="Arial" w:hAnsi="Arial"/>
@@ -2280,6 +2373,7 @@
                     <w:t>{</w:t>
                   </w:r>
                   <w:proofErr w:type="spellStart"/>
+                  <w:proofErr w:type="gramStart"/>
                   <w:r>
                     <w:rPr>
                       <w:rFonts w:ascii="Arial" w:hAnsi="Arial"/>
@@ -2289,6 +2383,7 @@
                     <w:t>custom.Gastos</w:t>
                   </w:r>
                   <w:proofErr w:type="spellEnd"/>
+                  <w:proofErr w:type="gramEnd"/>
                   <w:r>
                     <w:rPr>
                       <w:rFonts w:ascii="Arial" w:hAnsi="Arial"/>
@@ -2343,6 +2438,7 @@
                     <w:t>{</w:t>
                   </w:r>
                   <w:proofErr w:type="spellStart"/>
+                  <w:proofErr w:type="gramStart"/>
                   <w:r>
                     <w:rPr>
                       <w:rFonts w:ascii="Arial" w:hAnsi="Arial"/>
@@ -2352,6 +2448,7 @@
                     <w:t>custom.Impuestos</w:t>
                   </w:r>
                   <w:proofErr w:type="spellEnd"/>
+                  <w:proofErr w:type="gramEnd"/>
                   <w:r>
                     <w:rPr>
                       <w:rFonts w:ascii="Arial" w:hAnsi="Arial"/>
@@ -2407,6 +2504,7 @@
                     <w:t>{</w:t>
                   </w:r>
                   <w:proofErr w:type="spellStart"/>
+                  <w:proofErr w:type="gramStart"/>
                   <w:r>
                     <w:rPr>
                       <w:rFonts w:ascii="Arial" w:hAnsi="Arial"/>
@@ -2416,6 +2514,7 @@
                     <w:t>custom.Total</w:t>
                   </w:r>
                   <w:proofErr w:type="spellEnd"/>
+                  <w:proofErr w:type="gramEnd"/>
                   <w:r>
                     <w:rPr>
                       <w:rFonts w:ascii="Arial" w:hAnsi="Arial"/>
@@ -2552,6 +2651,7 @@
         <w:t>Firmado en Panamá, R. de Panamá {</w:t>
       </w:r>
       <w:proofErr w:type="spellStart"/>
+      <w:proofErr w:type="gramStart"/>
       <w:r>
         <w:rPr>
           <w:rFonts w:ascii="Arial" w:hAnsi="Arial"/>
@@ -2561,6 +2661,7 @@
         <w:t>custom.FechaActualFactura</w:t>
       </w:r>
       <w:proofErr w:type="spellEnd"/>
+      <w:proofErr w:type="gramEnd"/>
       <w:r>
         <w:rPr>
           <w:rFonts w:ascii="Arial" w:hAnsi="Arial"/>
@@ -2672,6 +2773,7 @@
               <w:t>{</w:t>
             </w:r>
             <w:proofErr w:type="spellStart"/>
+            <w:proofErr w:type="gramStart"/>
             <w:r>
               <w:rPr>
                 <w:rFonts w:ascii="Arial" w:hAnsi="Arial"/>
@@ -2681,6 +2783,7 @@
               <w:t>custom.Tenedor</w:t>
             </w:r>
             <w:proofErr w:type="spellEnd"/>
+            <w:proofErr w:type="gramEnd"/>
             <w:r>
               <w:rPr>
                 <w:rFonts w:ascii="Arial" w:hAnsi="Arial"/>
